--- a/Kubernetes Task 2.docx
+++ b/Kubernetes Task 2.docx
@@ -82,25 +82,7 @@
           <w:sz w:val="28"/>
           <w:szCs w:val="28"/>
         </w:rPr>
-        <w:t xml:space="preserve">Create the K8s </w:t>
-      </w:r>
-      <w:proofErr w:type="spellStart"/>
-      <w:proofErr w:type="gramStart"/>
-      <w:r>
-        <w:rPr>
-          <w:sz w:val="28"/>
-          <w:szCs w:val="28"/>
-        </w:rPr>
-        <w:t>EKS,further</w:t>
-      </w:r>
-      <w:proofErr w:type="spellEnd"/>
-      <w:proofErr w:type="gramEnd"/>
-      <w:r>
-        <w:rPr>
-          <w:sz w:val="28"/>
-          <w:szCs w:val="28"/>
-        </w:rPr>
-        <w:t xml:space="preserve"> you have to do the deployment of the Nginx application and access the application outside the cluster.</w:t>
+        <w:t>Create the K8s EKS,further you have to do the deployment of the Nginx application and access the application outside the cluster.</w:t>
       </w:r>
     </w:p>
     <w:p/>
@@ -147,6 +129,127 @@
       </w:r>
     </w:p>
     <w:p/>
+    <w:p>
+      <w:r>
+        <w:lastRenderedPageBreak/>
+        <w:drawing>
+          <wp:inline distT="0" distB="0" distL="0" distR="0" wp14:anchorId="45B3168A" wp14:editId="2F0F7E2C">
+            <wp:extent cx="5731510" cy="2219325"/>
+            <wp:effectExtent l="0" t="0" r="2540" b="9525"/>
+            <wp:docPr id="273459811" name="Picture 1"/>
+            <wp:cNvGraphicFramePr>
+              <a:graphicFrameLocks xmlns:a="http://schemas.openxmlformats.org/drawingml/2006/main" noChangeAspect="1"/>
+            </wp:cNvGraphicFramePr>
+            <a:graphic xmlns:a="http://schemas.openxmlformats.org/drawingml/2006/main">
+              <a:graphicData uri="http://schemas.openxmlformats.org/drawingml/2006/picture">
+                <pic:pic xmlns:pic="http://schemas.openxmlformats.org/drawingml/2006/picture">
+                  <pic:nvPicPr>
+                    <pic:cNvPr id="273459811" name=""/>
+                    <pic:cNvPicPr/>
+                  </pic:nvPicPr>
+                  <pic:blipFill>
+                    <a:blip r:embed="rId5"/>
+                    <a:stretch>
+                      <a:fillRect/>
+                    </a:stretch>
+                  </pic:blipFill>
+                  <pic:spPr>
+                    <a:xfrm>
+                      <a:off x="0" y="0"/>
+                      <a:ext cx="5731510" cy="2219325"/>
+                    </a:xfrm>
+                    <a:prstGeom prst="rect">
+                      <a:avLst/>
+                    </a:prstGeom>
+                  </pic:spPr>
+                </pic:pic>
+              </a:graphicData>
+            </a:graphic>
+          </wp:inline>
+        </w:drawing>
+      </w:r>
+    </w:p>
+    <w:p/>
+    <w:p>
+      <w:r>
+        <w:drawing>
+          <wp:inline distT="0" distB="0" distL="0" distR="0" wp14:anchorId="79FF49BA" wp14:editId="31B8EFC5">
+            <wp:extent cx="5731510" cy="2197735"/>
+            <wp:effectExtent l="0" t="0" r="2540" b="0"/>
+            <wp:docPr id="794045088" name="Picture 1"/>
+            <wp:cNvGraphicFramePr>
+              <a:graphicFrameLocks xmlns:a="http://schemas.openxmlformats.org/drawingml/2006/main" noChangeAspect="1"/>
+            </wp:cNvGraphicFramePr>
+            <a:graphic xmlns:a="http://schemas.openxmlformats.org/drawingml/2006/main">
+              <a:graphicData uri="http://schemas.openxmlformats.org/drawingml/2006/picture">
+                <pic:pic xmlns:pic="http://schemas.openxmlformats.org/drawingml/2006/picture">
+                  <pic:nvPicPr>
+                    <pic:cNvPr id="794045088" name=""/>
+                    <pic:cNvPicPr/>
+                  </pic:nvPicPr>
+                  <pic:blipFill>
+                    <a:blip r:embed="rId6"/>
+                    <a:stretch>
+                      <a:fillRect/>
+                    </a:stretch>
+                  </pic:blipFill>
+                  <pic:spPr>
+                    <a:xfrm>
+                      <a:off x="0" y="0"/>
+                      <a:ext cx="5731510" cy="2197735"/>
+                    </a:xfrm>
+                    <a:prstGeom prst="rect">
+                      <a:avLst/>
+                    </a:prstGeom>
+                  </pic:spPr>
+                </pic:pic>
+              </a:graphicData>
+            </a:graphic>
+          </wp:inline>
+        </w:drawing>
+      </w:r>
+    </w:p>
+    <w:p/>
+    <w:p>
+      <w:r>
+        <w:drawing>
+          <wp:inline distT="0" distB="0" distL="0" distR="0" wp14:anchorId="70545B16" wp14:editId="6D1C2CAF">
+            <wp:extent cx="5731510" cy="2138680"/>
+            <wp:effectExtent l="0" t="0" r="2540" b="0"/>
+            <wp:docPr id="918591678" name="Picture 1"/>
+            <wp:cNvGraphicFramePr>
+              <a:graphicFrameLocks xmlns:a="http://schemas.openxmlformats.org/drawingml/2006/main" noChangeAspect="1"/>
+            </wp:cNvGraphicFramePr>
+            <a:graphic xmlns:a="http://schemas.openxmlformats.org/drawingml/2006/main">
+              <a:graphicData uri="http://schemas.openxmlformats.org/drawingml/2006/picture">
+                <pic:pic xmlns:pic="http://schemas.openxmlformats.org/drawingml/2006/picture">
+                  <pic:nvPicPr>
+                    <pic:cNvPr id="918591678" name=""/>
+                    <pic:cNvPicPr/>
+                  </pic:nvPicPr>
+                  <pic:blipFill>
+                    <a:blip r:embed="rId7"/>
+                    <a:stretch>
+                      <a:fillRect/>
+                    </a:stretch>
+                  </pic:blipFill>
+                  <pic:spPr>
+                    <a:xfrm>
+                      <a:off x="0" y="0"/>
+                      <a:ext cx="5731510" cy="2138680"/>
+                    </a:xfrm>
+                    <a:prstGeom prst="rect">
+                      <a:avLst/>
+                    </a:prstGeom>
+                  </pic:spPr>
+                </pic:pic>
+              </a:graphicData>
+            </a:graphic>
+          </wp:inline>
+        </w:drawing>
+      </w:r>
+    </w:p>
+    <w:p/>
     <w:p/>
     <w:p>
       <w:r>
@@ -167,7 +270,7 @@
                     <pic:cNvPicPr/>
                   </pic:nvPicPr>
                   <pic:blipFill>
-                    <a:blip r:embed="rId5"/>
+                    <a:blip r:embed="rId8"/>
                     <a:stretch>
                       <a:fillRect/>
                     </a:stretch>
@@ -207,7 +310,7 @@
                     <pic:cNvPicPr/>
                   </pic:nvPicPr>
                   <pic:blipFill>
-                    <a:blip r:embed="rId6"/>
+                    <a:blip r:embed="rId9"/>
                     <a:stretch>
                       <a:fillRect/>
                     </a:stretch>
